--- a/DOCUMENT/8_Chapter5_System Testing.docx
+++ b/DOCUMENT/8_Chapter5_System Testing.docx
@@ -45,6 +45,1911 @@
         <w:spacing w:after="120" w:line="276" w:lineRule="auto"/>
         <w:jc w:val="center"/>
         <w:rPr>
+          <w:rFonts w:asciiTheme="majorHAnsi" w:hAnsiTheme="majorHAnsi" w:cstheme="majorHAnsi"/>
+          <w:b/>
+          <w:color w:val="DC2626"/>
+        </w:rPr>
+      </w:pPr>
+      <w:r>
+        <w:rPr>
+          <w:rFonts w:ascii="Calibri" w:eastAsia="MS Mincho" w:hAnsi="Calibri" w:cs="Calibri"/>
+          <w:b/>
+          <w:color w:val="B91C1C"/>
+          <w:kern w:val="0"/>
+          <w:sz w:val="36"/>
+          <w:szCs w:val="22"/>
+          <w:lang w:bidi="ar-SA"/>
+          <w14:ligatures w14:val="none"/>
+        </w:rPr>
+        <w:t>SYSTEM TESTING</w:t>
+      </w:r>
+      <w:r>
+        <w:rPr>
+          <w:rFonts w:asciiTheme="majorHAnsi" w:hAnsiTheme="majorHAnsi" w:cstheme="majorHAnsi"/>
+          <w:b/>
+          <w:color w:val="DC2626"/>
+        </w:rPr>
+        <w:t xml:space="preserve"> </w:t>
+      </w:r>
+    </w:p>
+    <w:p>
+      <w:pPr>
+        <w:spacing w:before="280" w:line="276" w:lineRule="auto"/>
+        <w:rPr>
+          <w:rFonts w:ascii="Calibri" w:eastAsia="MS Mincho" w:hAnsi="Calibri" w:cs="Calibri"/>
+          <w:b/>
+          <w:bCs/>
+          <w:color w:val="B91C1C"/>
+          <w:kern w:val="0"/>
+          <w:sz w:val="28"/>
+          <w:szCs w:val="22"/>
+          <w:lang w:bidi="ar-SA"/>
+          <w14:ligatures w14:val="none"/>
+        </w:rPr>
+      </w:pPr>
+      <w:r>
+        <w:rPr>
+          <w:rFonts w:ascii="Calibri" w:eastAsia="MS Mincho" w:hAnsi="Calibri" w:cs="Calibri"/>
+          <w:b/>
+          <w:color w:val="B91C1C"/>
+          <w:kern w:val="0"/>
+          <w:sz w:val="28"/>
+          <w:szCs w:val="22"/>
+          <w:lang w:bidi="ar-SA"/>
+          <w14:ligatures w14:val="none"/>
+        </w:rPr>
+        <w:t>5.1</w:t>
+      </w:r>
+      <w:r>
+        <w:rPr>
+          <w:rFonts w:ascii="Calibri" w:eastAsia="MS Mincho" w:hAnsi="Calibri" w:cs="Calibri"/>
+          <w:b/>
+          <w:color w:val="B91C1C"/>
+          <w:kern w:val="0"/>
+          <w:sz w:val="28"/>
+          <w:szCs w:val="22"/>
+          <w:lang w:bidi="ar-SA"/>
+          <w14:ligatures w14:val="none"/>
+        </w:rPr>
+        <w:t xml:space="preserve"> </w:t>
+      </w:r>
+      <w:r>
+        <w:rPr>
+          <w:rFonts w:ascii="Calibri" w:eastAsia="MS Mincho" w:hAnsi="Calibri" w:cs="Calibri"/>
+          <w:b/>
+          <w:bCs/>
+          <w:color w:val="B91C1C"/>
+          <w:kern w:val="0"/>
+          <w:sz w:val="28"/>
+          <w:szCs w:val="22"/>
+          <w:lang w:bidi="ar-SA"/>
+          <w14:ligatures w14:val="none"/>
+        </w:rPr>
+        <w:t>System Testing</w:t>
+      </w:r>
+    </w:p>
+    <w:p>
+      <w:pPr>
+        <w:spacing w:line="300" w:lineRule="auto"/>
+        <w:jc w:val="both"/>
+        <w:rPr>
+          <w:rFonts w:ascii="Calibri" w:eastAsia="MS Mincho" w:hAnsi="Calibri" w:cs="Calibri"/>
+          <w:kern w:val="0"/>
+          <w:szCs w:val="24"/>
+          <w:lang w:bidi="ar-SA"/>
+          <w14:ligatures w14:val="none"/>
+        </w:rPr>
+      </w:pPr>
+      <w:r>
+        <w:rPr>
+          <w:rFonts w:ascii="Calibri" w:eastAsia="MS Mincho" w:hAnsi="Calibri" w:cs="Calibri"/>
+          <w:kern w:val="0"/>
+          <w:szCs w:val="24"/>
+          <w:lang w:bidi="ar-SA"/>
+          <w14:ligatures w14:val="none"/>
+        </w:rPr>
+        <w:t>System testing is a phase of software testing where the complete and integrated software application is evaluated to verify that it meets all specified functional and non-functional requirements. In </w:t>
+      </w:r>
+      <w:proofErr w:type="spellStart"/>
+      <w:r>
+        <w:rPr>
+          <w:rFonts w:ascii="Calibri" w:eastAsia="MS Mincho" w:hAnsi="Calibri" w:cs="Calibri"/>
+          <w:kern w:val="0"/>
+          <w:szCs w:val="24"/>
+          <w:lang w:bidi="ar-SA"/>
+          <w14:ligatures w14:val="none"/>
+        </w:rPr>
+        <w:t>StreamHub</w:t>
+      </w:r>
+      <w:proofErr w:type="spellEnd"/>
+      <w:r>
+        <w:rPr>
+          <w:rFonts w:ascii="Calibri" w:eastAsia="MS Mincho" w:hAnsi="Calibri" w:cs="Calibri"/>
+          <w:kern w:val="0"/>
+          <w:szCs w:val="24"/>
+          <w:lang w:bidi="ar-SA"/>
+          <w14:ligatures w14:val="none"/>
+        </w:rPr>
+        <w:t xml:space="preserve">, system testing validates the seamless interaction between the React frontend, Spring Boot backend, MySQL database, Redis cache, and </w:t>
+      </w:r>
+      <w:proofErr w:type="spellStart"/>
+      <w:r>
+        <w:rPr>
+          <w:rFonts w:ascii="Calibri" w:eastAsia="MS Mincho" w:hAnsi="Calibri" w:cs="Calibri"/>
+          <w:kern w:val="0"/>
+          <w:szCs w:val="24"/>
+          <w:lang w:bidi="ar-SA"/>
+          <w14:ligatures w14:val="none"/>
+        </w:rPr>
+        <w:t>FFmpeg</w:t>
+      </w:r>
+      <w:proofErr w:type="spellEnd"/>
+      <w:r>
+        <w:rPr>
+          <w:rFonts w:ascii="Calibri" w:eastAsia="MS Mincho" w:hAnsi="Calibri" w:cs="Calibri"/>
+          <w:kern w:val="0"/>
+          <w:szCs w:val="24"/>
+          <w:lang w:bidi="ar-SA"/>
+          <w14:ligatures w14:val="none"/>
+        </w:rPr>
+        <w:t xml:space="preserve"> media processing pipeline.</w:t>
+      </w:r>
+    </w:p>
+    <w:p>
+      <w:pPr>
+        <w:spacing w:before="280" w:line="276" w:lineRule="auto"/>
+        <w:rPr>
+          <w:rFonts w:ascii="Calibri" w:eastAsia="MS Mincho" w:hAnsi="Calibri" w:cs="Calibri"/>
+          <w:b/>
+          <w:bCs/>
+          <w:color w:val="B91C1C"/>
+          <w:kern w:val="0"/>
+          <w:sz w:val="28"/>
+          <w:szCs w:val="22"/>
+          <w:lang w:bidi="ar-SA"/>
+          <w14:ligatures w14:val="none"/>
+        </w:rPr>
+      </w:pPr>
+      <w:r>
+        <w:rPr>
+          <w:rFonts w:ascii="Calibri" w:eastAsia="MS Mincho" w:hAnsi="Calibri" w:cs="Calibri"/>
+          <w:b/>
+          <w:color w:val="B91C1C"/>
+          <w:kern w:val="0"/>
+          <w:sz w:val="28"/>
+          <w:szCs w:val="22"/>
+          <w:lang w:bidi="ar-SA"/>
+          <w14:ligatures w14:val="none"/>
+        </w:rPr>
+        <w:t>5.1</w:t>
+      </w:r>
+      <w:r>
+        <w:rPr>
+          <w:rFonts w:ascii="Calibri" w:eastAsia="MS Mincho" w:hAnsi="Calibri" w:cs="Calibri"/>
+          <w:b/>
+          <w:color w:val="B91C1C"/>
+          <w:kern w:val="0"/>
+          <w:sz w:val="28"/>
+          <w:szCs w:val="22"/>
+          <w:lang w:bidi="ar-SA"/>
+          <w14:ligatures w14:val="none"/>
+        </w:rPr>
+        <w:t xml:space="preserve">.1 Output </w:t>
+      </w:r>
+      <w:r>
+        <w:rPr>
+          <w:rFonts w:ascii="Calibri" w:eastAsia="MS Mincho" w:hAnsi="Calibri" w:cs="Calibri"/>
+          <w:b/>
+          <w:bCs/>
+          <w:color w:val="B91C1C"/>
+          <w:kern w:val="0"/>
+          <w:sz w:val="28"/>
+          <w:szCs w:val="22"/>
+          <w:lang w:bidi="ar-SA"/>
+          <w14:ligatures w14:val="none"/>
+        </w:rPr>
+        <w:t>Testing</w:t>
+      </w:r>
+    </w:p>
+    <w:p>
+      <w:pPr>
+        <w:spacing w:line="300" w:lineRule="auto"/>
+        <w:jc w:val="both"/>
+        <w:rPr>
+          <w:rFonts w:ascii="Calibri" w:eastAsia="MS Mincho" w:hAnsi="Calibri" w:cs="Calibri"/>
+          <w:kern w:val="0"/>
+          <w:szCs w:val="24"/>
+          <w:lang w:bidi="ar-SA"/>
+          <w14:ligatures w14:val="none"/>
+        </w:rPr>
+      </w:pPr>
+      <w:r>
+        <w:rPr>
+          <w:rFonts w:ascii="Calibri" w:eastAsia="MS Mincho" w:hAnsi="Calibri" w:cs="Calibri"/>
+          <w:kern w:val="0"/>
+          <w:szCs w:val="24"/>
+          <w:lang w:bidi="ar-SA"/>
+          <w14:ligatures w14:val="none"/>
+        </w:rPr>
+        <w:t>Output testing focuses on verifying whether the system produces the correct, expected, and formatted outputs upon receiving valid inputs. It ensures that media streams, user interfaces, notifications, and generated data reports comply with user expectations.</w:t>
+      </w:r>
+    </w:p>
+    <w:p>
+      <w:pPr>
+        <w:spacing w:after="40" w:line="276" w:lineRule="auto"/>
+        <w:rPr>
+          <w:rFonts w:ascii="Calibri" w:eastAsia="MS Mincho" w:hAnsi="Calibri" w:cs="Calibri"/>
+          <w:b/>
+          <w:bCs/>
+          <w:color w:val="B91C1C"/>
+          <w:szCs w:val="22"/>
+          <w:lang w:bidi="ar-SA"/>
+        </w:rPr>
+      </w:pPr>
+      <w:r>
+        <w:rPr>
+          <w:rFonts w:ascii="Calibri" w:eastAsia="MS Mincho" w:hAnsi="Calibri" w:cs="Calibri"/>
+          <w:b/>
+          <w:bCs/>
+          <w:color w:val="B91C1C"/>
+          <w:szCs w:val="22"/>
+          <w:lang w:bidi="ar-SA"/>
+        </w:rPr>
+        <w:t>Home Feed</w:t>
+      </w:r>
+    </w:p>
+    <w:p>
+      <w:pPr>
+        <w:spacing w:after="40" w:line="276" w:lineRule="auto"/>
+        <w:jc w:val="center"/>
+        <w:rPr>
+          <w:rFonts w:ascii="Calibri" w:eastAsia="MS Mincho" w:hAnsi="Calibri" w:cs="Calibri"/>
+          <w:b/>
+          <w:bCs/>
+          <w:color w:val="B91C1C"/>
+          <w:szCs w:val="22"/>
+          <w:lang w:bidi="ar-SA"/>
+        </w:rPr>
+      </w:pPr>
+      <w:r>
+        <w:rPr>
+          <w:rFonts w:ascii="Calibri" w:eastAsia="MS Mincho" w:hAnsi="Calibri" w:cs="Calibri"/>
+          <w:b/>
+          <w:bCs/>
+          <w:color w:val="B91C1C"/>
+          <w:szCs w:val="22"/>
+          <w:lang w:bidi="ar-SA"/>
+        </w:rPr>
+        <w:drawing>
+          <wp:inline distT="0" distB="0" distL="0" distR="0" wp14:anchorId="0BD6BF0E" wp14:editId="7435DE5C">
+            <wp:extent cx="5731510" cy="2508885"/>
+            <wp:effectExtent l="0" t="0" r="2540" b="5715"/>
+            <wp:docPr id="5" name="Picture 4">
+              <a:extLst xmlns:a="http://schemas.openxmlformats.org/drawingml/2006/main">
+                <a:ext uri="{FF2B5EF4-FFF2-40B4-BE49-F238E27FC236}">
+                  <a16:creationId xmlns:a16="http://schemas.microsoft.com/office/drawing/2014/main" id="{730E9361-0B49-91C5-8A5F-62EA06F5FF03}"/>
+                </a:ext>
+              </a:extLst>
+            </wp:docPr>
+            <wp:cNvGraphicFramePr>
+              <a:graphicFrameLocks xmlns:a="http://schemas.openxmlformats.org/drawingml/2006/main" noChangeAspect="1"/>
+            </wp:cNvGraphicFramePr>
+            <a:graphic xmlns:a="http://schemas.openxmlformats.org/drawingml/2006/main">
+              <a:graphicData uri="http://schemas.openxmlformats.org/drawingml/2006/picture">
+                <pic:pic xmlns:pic="http://schemas.openxmlformats.org/drawingml/2006/picture">
+                  <pic:nvPicPr>
+                    <pic:cNvPr id="5" name="Picture 4">
+                      <a:extLst>
+                        <a:ext uri="{FF2B5EF4-FFF2-40B4-BE49-F238E27FC236}">
+                          <a16:creationId xmlns:a16="http://schemas.microsoft.com/office/drawing/2014/main" id="{730E9361-0B49-91C5-8A5F-62EA06F5FF03}"/>
+                        </a:ext>
+                      </a:extLst>
+                    </pic:cNvPr>
+                    <pic:cNvPicPr>
+                      <a:picLocks noChangeAspect="1"/>
+                    </pic:cNvPicPr>
+                  </pic:nvPicPr>
+                  <pic:blipFill>
+                    <a:blip r:embed="rId6"/>
+                    <a:stretch>
+                      <a:fillRect/>
+                    </a:stretch>
+                  </pic:blipFill>
+                  <pic:spPr>
+                    <a:xfrm>
+                      <a:off x="0" y="0"/>
+                      <a:ext cx="5731510" cy="2508885"/>
+                    </a:xfrm>
+                    <a:prstGeom prst="rect">
+                      <a:avLst/>
+                    </a:prstGeom>
+                  </pic:spPr>
+                </pic:pic>
+              </a:graphicData>
+            </a:graphic>
+          </wp:inline>
+        </w:drawing>
+      </w:r>
+    </w:p>
+    <w:p>
+      <w:pPr>
+        <w:spacing w:after="40" w:line="276" w:lineRule="auto"/>
+        <w:rPr>
+          <w:rFonts w:ascii="Calibri" w:eastAsia="MS Mincho" w:hAnsi="Calibri" w:cs="Calibri"/>
+          <w:b/>
+          <w:bCs/>
+          <w:color w:val="B91C1C"/>
+          <w:szCs w:val="22"/>
+          <w:lang w:bidi="ar-SA"/>
+        </w:rPr>
+      </w:pPr>
+      <w:r>
+        <w:rPr>
+          <w:rFonts w:ascii="Calibri" w:eastAsia="MS Mincho" w:hAnsi="Calibri" w:cs="Calibri"/>
+          <w:b/>
+          <w:bCs/>
+          <w:color w:val="B91C1C"/>
+          <w:szCs w:val="22"/>
+          <w:lang w:bidi="ar-SA"/>
+        </w:rPr>
+        <w:t>Video Playback + Quality</w:t>
+      </w:r>
+    </w:p>
+    <w:p>
+      <w:pPr>
+        <w:spacing w:after="40" w:line="276" w:lineRule="auto"/>
+        <w:jc w:val="center"/>
+        <w:rPr>
+          <w:rFonts w:ascii="Calibri" w:eastAsia="MS Mincho" w:hAnsi="Calibri" w:cs="Calibri"/>
+          <w:b/>
+          <w:bCs/>
+          <w:color w:val="B91C1C"/>
+          <w:szCs w:val="22"/>
+          <w:lang w:bidi="ar-SA"/>
+        </w:rPr>
+      </w:pPr>
+      <w:r>
+        <w:rPr>
+          <w:rFonts w:ascii="Calibri" w:eastAsia="MS Mincho" w:hAnsi="Calibri" w:cs="Calibri"/>
+          <w:b/>
+          <w:bCs/>
+          <w:color w:val="B91C1C"/>
+          <w:szCs w:val="22"/>
+          <w:lang w:bidi="ar-SA"/>
+        </w:rPr>
+        <w:lastRenderedPageBreak/>
+        <w:drawing>
+          <wp:inline distT="0" distB="0" distL="0" distR="0" wp14:anchorId="6476FCF9" wp14:editId="0661CBCD">
+            <wp:extent cx="5731510" cy="3039762"/>
+            <wp:effectExtent l="0" t="0" r="2540" b="8255"/>
+            <wp:docPr id="3" name="Picture 2">
+              <a:extLst xmlns:a="http://schemas.openxmlformats.org/drawingml/2006/main">
+                <a:ext uri="{FF2B5EF4-FFF2-40B4-BE49-F238E27FC236}">
+                  <a16:creationId xmlns:a16="http://schemas.microsoft.com/office/drawing/2014/main" id="{A734E0C4-A52C-2F50-5712-AFD78987C9B9}"/>
+                </a:ext>
+              </a:extLst>
+            </wp:docPr>
+            <wp:cNvGraphicFramePr>
+              <a:graphicFrameLocks xmlns:a="http://schemas.openxmlformats.org/drawingml/2006/main" noChangeAspect="1"/>
+            </wp:cNvGraphicFramePr>
+            <a:graphic xmlns:a="http://schemas.openxmlformats.org/drawingml/2006/main">
+              <a:graphicData uri="http://schemas.openxmlformats.org/drawingml/2006/picture">
+                <pic:pic xmlns:pic="http://schemas.openxmlformats.org/drawingml/2006/picture">
+                  <pic:nvPicPr>
+                    <pic:cNvPr id="3" name="Picture 2">
+                      <a:extLst>
+                        <a:ext uri="{FF2B5EF4-FFF2-40B4-BE49-F238E27FC236}">
+                          <a16:creationId xmlns:a16="http://schemas.microsoft.com/office/drawing/2014/main" id="{A734E0C4-A52C-2F50-5712-AFD78987C9B9}"/>
+                        </a:ext>
+                      </a:extLst>
+                    </pic:cNvPr>
+                    <pic:cNvPicPr>
+                      <a:picLocks noChangeAspect="1"/>
+                    </pic:cNvPicPr>
+                  </pic:nvPicPr>
+                  <pic:blipFill>
+                    <a:blip r:embed="rId7"/>
+                    <a:srcRect t="-243" b="23828"/>
+                    <a:stretch>
+                      <a:fillRect/>
+                    </a:stretch>
+                  </pic:blipFill>
+                  <pic:spPr>
+                    <a:xfrm>
+                      <a:off x="0" y="0"/>
+                      <a:ext cx="5731510" cy="3039762"/>
+                    </a:xfrm>
+                    <a:prstGeom prst="rect">
+                      <a:avLst/>
+                    </a:prstGeom>
+                  </pic:spPr>
+                </pic:pic>
+              </a:graphicData>
+            </a:graphic>
+          </wp:inline>
+        </w:drawing>
+      </w:r>
+    </w:p>
+    <w:p>
+      <w:pPr>
+        <w:spacing w:after="40" w:line="276" w:lineRule="auto"/>
+        <w:rPr>
+          <w:rFonts w:ascii="Calibri" w:eastAsia="MS Mincho" w:hAnsi="Calibri" w:cs="Calibri"/>
+          <w:b/>
+          <w:bCs/>
+          <w:color w:val="B91C1C"/>
+          <w:szCs w:val="22"/>
+          <w:lang w:bidi="ar-SA"/>
+        </w:rPr>
+      </w:pPr>
+      <w:r>
+        <w:rPr>
+          <w:rFonts w:ascii="Calibri" w:eastAsia="MS Mincho" w:hAnsi="Calibri" w:cs="Calibri"/>
+          <w:b/>
+          <w:bCs/>
+          <w:color w:val="B91C1C"/>
+          <w:szCs w:val="22"/>
+          <w:lang w:bidi="ar-SA"/>
+        </w:rPr>
+        <w:t>Upload Success</w:t>
+      </w:r>
+    </w:p>
+    <w:p>
+      <w:pPr>
+        <w:spacing w:after="40" w:line="276" w:lineRule="auto"/>
+        <w:jc w:val="center"/>
+        <w:rPr>
+          <w:rFonts w:ascii="Calibri" w:eastAsia="MS Mincho" w:hAnsi="Calibri" w:cs="Calibri"/>
+          <w:b/>
+          <w:color w:val="B91C1C"/>
+          <w:szCs w:val="22"/>
+          <w:lang w:bidi="ar-SA"/>
+        </w:rPr>
+      </w:pPr>
+      <w:r>
+        <w:rPr>
+          <w:rFonts w:ascii="Calibri" w:eastAsia="MS Mincho" w:hAnsi="Calibri" w:cs="Calibri"/>
+          <w:b/>
+          <w:color w:val="B91C1C"/>
+          <w:szCs w:val="22"/>
+          <w:lang w:bidi="ar-SA"/>
+        </w:rPr>
+        <w:drawing>
+          <wp:inline distT="0" distB="0" distL="0" distR="0" wp14:anchorId="6A2D8376" wp14:editId="7A2210E5">
+            <wp:extent cx="5731510" cy="2331085"/>
+            <wp:effectExtent l="0" t="0" r="2540" b="0"/>
+            <wp:docPr id="4" name="Picture 3">
+              <a:extLst xmlns:a="http://schemas.openxmlformats.org/drawingml/2006/main">
+                <a:ext uri="{FF2B5EF4-FFF2-40B4-BE49-F238E27FC236}">
+                  <a16:creationId xmlns:a16="http://schemas.microsoft.com/office/drawing/2014/main" id="{0E697D05-2C80-302A-1395-763D4B6DEF7D}"/>
+                </a:ext>
+              </a:extLst>
+            </wp:docPr>
+            <wp:cNvGraphicFramePr>
+              <a:graphicFrameLocks xmlns:a="http://schemas.openxmlformats.org/drawingml/2006/main" noChangeAspect="1"/>
+            </wp:cNvGraphicFramePr>
+            <a:graphic xmlns:a="http://schemas.openxmlformats.org/drawingml/2006/main">
+              <a:graphicData uri="http://schemas.openxmlformats.org/drawingml/2006/picture">
+                <pic:pic xmlns:pic="http://schemas.openxmlformats.org/drawingml/2006/picture">
+                  <pic:nvPicPr>
+                    <pic:cNvPr id="4" name="Picture 3">
+                      <a:extLst>
+                        <a:ext uri="{FF2B5EF4-FFF2-40B4-BE49-F238E27FC236}">
+                          <a16:creationId xmlns:a16="http://schemas.microsoft.com/office/drawing/2014/main" id="{0E697D05-2C80-302A-1395-763D4B6DEF7D}"/>
+                        </a:ext>
+                      </a:extLst>
+                    </pic:cNvPr>
+                    <pic:cNvPicPr>
+                      <a:picLocks noChangeAspect="1"/>
+                    </pic:cNvPicPr>
+                  </pic:nvPicPr>
+                  <pic:blipFill>
+                    <a:blip r:embed="rId8"/>
+                    <a:srcRect l="153" t="9629" r="828" b="18395"/>
+                    <a:stretch>
+                      <a:fillRect/>
+                    </a:stretch>
+                  </pic:blipFill>
+                  <pic:spPr>
+                    <a:xfrm>
+                      <a:off x="0" y="0"/>
+                      <a:ext cx="5731510" cy="2331085"/>
+                    </a:xfrm>
+                    <a:prstGeom prst="rect">
+                      <a:avLst/>
+                    </a:prstGeom>
+                  </pic:spPr>
+                </pic:pic>
+              </a:graphicData>
+            </a:graphic>
+          </wp:inline>
+        </w:drawing>
+      </w:r>
+    </w:p>
+    <w:p>
+      <w:pPr>
+        <w:spacing w:after="40" w:line="276" w:lineRule="auto"/>
+        <w:rPr>
+          <w:rFonts w:ascii="Calibri" w:eastAsia="MS Mincho" w:hAnsi="Calibri" w:cs="Calibri"/>
+          <w:b/>
+          <w:bCs/>
+          <w:color w:val="B91C1C"/>
+          <w:szCs w:val="22"/>
+          <w:lang w:bidi="ar-SA"/>
+        </w:rPr>
+      </w:pPr>
+      <w:r>
+        <w:rPr>
+          <w:rFonts w:ascii="Calibri" w:eastAsia="MS Mincho" w:hAnsi="Calibri" w:cs="Calibri"/>
+          <w:b/>
+          <w:bCs/>
+          <w:color w:val="B91C1C"/>
+          <w:szCs w:val="22"/>
+          <w:lang w:bidi="ar-SA"/>
+        </w:rPr>
+        <w:t>Email Verification Success</w:t>
+      </w:r>
+    </w:p>
+    <w:p>
+      <w:pPr>
+        <w:spacing w:after="40" w:line="276" w:lineRule="auto"/>
+        <w:jc w:val="center"/>
+        <w:rPr>
+          <w:rFonts w:ascii="Calibri" w:eastAsia="MS Mincho" w:hAnsi="Calibri" w:cs="Calibri"/>
+          <w:b/>
+          <w:bCs/>
+          <w:color w:val="B91C1C"/>
+          <w:szCs w:val="22"/>
+          <w:lang w:bidi="ar-SA"/>
+        </w:rPr>
+      </w:pPr>
+      <w:r>
+        <w:rPr>
+          <w:rFonts w:ascii="Calibri" w:eastAsia="MS Mincho" w:hAnsi="Calibri" w:cs="Calibri"/>
+          <w:b/>
+          <w:bCs/>
+          <w:color w:val="B91C1C"/>
+          <w:szCs w:val="22"/>
+          <w:lang w:bidi="ar-SA"/>
+        </w:rPr>
+        <w:drawing>
+          <wp:inline distT="0" distB="0" distL="0" distR="0" wp14:anchorId="3325B7A3" wp14:editId="15568081">
+            <wp:extent cx="5731510" cy="2804984"/>
+            <wp:effectExtent l="0" t="0" r="2540" b="0"/>
+            <wp:docPr id="9" name="Picture 8">
+              <a:extLst xmlns:a="http://schemas.openxmlformats.org/drawingml/2006/main">
+                <a:ext uri="{FF2B5EF4-FFF2-40B4-BE49-F238E27FC236}">
+                  <a16:creationId xmlns:a16="http://schemas.microsoft.com/office/drawing/2014/main" id="{3B329C8C-F89E-4B5D-2A42-3A487831BF22}"/>
+                </a:ext>
+              </a:extLst>
+            </wp:docPr>
+            <wp:cNvGraphicFramePr>
+              <a:graphicFrameLocks xmlns:a="http://schemas.openxmlformats.org/drawingml/2006/main" noChangeAspect="1"/>
+            </wp:cNvGraphicFramePr>
+            <a:graphic xmlns:a="http://schemas.openxmlformats.org/drawingml/2006/main">
+              <a:graphicData uri="http://schemas.openxmlformats.org/drawingml/2006/picture">
+                <pic:pic xmlns:pic="http://schemas.openxmlformats.org/drawingml/2006/picture">
+                  <pic:nvPicPr>
+                    <pic:cNvPr id="9" name="Picture 8">
+                      <a:extLst>
+                        <a:ext uri="{FF2B5EF4-FFF2-40B4-BE49-F238E27FC236}">
+                          <a16:creationId xmlns:a16="http://schemas.microsoft.com/office/drawing/2014/main" id="{3B329C8C-F89E-4B5D-2A42-3A487831BF22}"/>
+                        </a:ext>
+                      </a:extLst>
+                    </pic:cNvPr>
+                    <pic:cNvPicPr>
+                      <a:picLocks noChangeAspect="1"/>
+                    </pic:cNvPicPr>
+                  </pic:nvPicPr>
+                  <pic:blipFill>
+                    <a:blip r:embed="rId9"/>
+                    <a:srcRect l="30062" t="9630" b="17160"/>
+                    <a:stretch>
+                      <a:fillRect/>
+                    </a:stretch>
+                  </pic:blipFill>
+                  <pic:spPr>
+                    <a:xfrm>
+                      <a:off x="0" y="0"/>
+                      <a:ext cx="5737916" cy="2808119"/>
+                    </a:xfrm>
+                    <a:prstGeom prst="rect">
+                      <a:avLst/>
+                    </a:prstGeom>
+                  </pic:spPr>
+                </pic:pic>
+              </a:graphicData>
+            </a:graphic>
+          </wp:inline>
+        </w:drawing>
+      </w:r>
+    </w:p>
+    <w:p>
+      <w:pPr>
+        <w:spacing w:after="40" w:line="276" w:lineRule="auto"/>
+        <w:rPr>
+          <w:rFonts w:ascii="Calibri" w:eastAsia="MS Mincho" w:hAnsi="Calibri" w:cs="Calibri"/>
+          <w:b/>
+          <w:bCs/>
+          <w:color w:val="B91C1C"/>
+          <w:szCs w:val="22"/>
+          <w:lang w:bidi="ar-SA"/>
+        </w:rPr>
+      </w:pPr>
+      <w:r>
+        <w:rPr>
+          <w:rFonts w:ascii="Calibri" w:eastAsia="MS Mincho" w:hAnsi="Calibri" w:cs="Calibri"/>
+          <w:b/>
+          <w:bCs/>
+          <w:color w:val="B91C1C"/>
+          <w:szCs w:val="22"/>
+          <w:lang w:bidi="ar-SA"/>
+        </w:rPr>
+        <w:lastRenderedPageBreak/>
+        <w:t>Login Success</w:t>
+      </w:r>
+    </w:p>
+    <w:p>
+      <w:pPr>
+        <w:spacing w:after="40" w:line="276" w:lineRule="auto"/>
+        <w:jc w:val="center"/>
+        <w:rPr>
+          <w:rFonts w:ascii="Calibri" w:eastAsia="MS Mincho" w:hAnsi="Calibri" w:cs="Calibri"/>
+          <w:b/>
+          <w:color w:val="B91C1C"/>
+          <w:szCs w:val="22"/>
+          <w:lang w:bidi="ar-SA"/>
+        </w:rPr>
+      </w:pPr>
+      <w:r>
+        <w:rPr>
+          <w:rFonts w:ascii="Calibri" w:eastAsia="MS Mincho" w:hAnsi="Calibri" w:cs="Calibri"/>
+          <w:b/>
+          <w:color w:val="B91C1C"/>
+          <w:szCs w:val="22"/>
+          <w:lang w:bidi="ar-SA"/>
+        </w:rPr>
+        <w:drawing>
+          <wp:inline distT="0" distB="0" distL="0" distR="0" wp14:anchorId="47DB625D" wp14:editId="71B2D847">
+            <wp:extent cx="5731510" cy="1306195"/>
+            <wp:effectExtent l="0" t="0" r="2540" b="8255"/>
+            <wp:docPr id="1333835063" name="Picture 8">
+              <a:extLst xmlns:a="http://schemas.openxmlformats.org/drawingml/2006/main">
+                <a:ext uri="{FF2B5EF4-FFF2-40B4-BE49-F238E27FC236}">
+                  <a16:creationId xmlns:a16="http://schemas.microsoft.com/office/drawing/2014/main" id="{481CC295-51B0-ADA7-831C-B9FF0890A15B}"/>
+                </a:ext>
+              </a:extLst>
+            </wp:docPr>
+            <wp:cNvGraphicFramePr>
+              <a:graphicFrameLocks xmlns:a="http://schemas.openxmlformats.org/drawingml/2006/main" noChangeAspect="1"/>
+            </wp:cNvGraphicFramePr>
+            <a:graphic xmlns:a="http://schemas.openxmlformats.org/drawingml/2006/main">
+              <a:graphicData uri="http://schemas.openxmlformats.org/drawingml/2006/picture">
+                <pic:pic xmlns:pic="http://schemas.openxmlformats.org/drawingml/2006/picture">
+                  <pic:nvPicPr>
+                    <pic:cNvPr id="9" name="Picture 8">
+                      <a:extLst>
+                        <a:ext uri="{FF2B5EF4-FFF2-40B4-BE49-F238E27FC236}">
+                          <a16:creationId xmlns:a16="http://schemas.microsoft.com/office/drawing/2014/main" id="{481CC295-51B0-ADA7-831C-B9FF0890A15B}"/>
+                        </a:ext>
+                      </a:extLst>
+                    </pic:cNvPr>
+                    <pic:cNvPicPr>
+                      <a:picLocks noChangeAspect="1"/>
+                    </pic:cNvPicPr>
+                  </pic:nvPicPr>
+                  <pic:blipFill>
+                    <a:blip r:embed="rId10"/>
+                    <a:srcRect t="9630" b="51975"/>
+                    <a:stretch>
+                      <a:fillRect/>
+                    </a:stretch>
+                  </pic:blipFill>
+                  <pic:spPr>
+                    <a:xfrm>
+                      <a:off x="0" y="0"/>
+                      <a:ext cx="5731510" cy="1306195"/>
+                    </a:xfrm>
+                    <a:prstGeom prst="rect">
+                      <a:avLst/>
+                    </a:prstGeom>
+                  </pic:spPr>
+                </pic:pic>
+              </a:graphicData>
+            </a:graphic>
+          </wp:inline>
+        </w:drawing>
+      </w:r>
+    </w:p>
+    <w:p>
+      <w:pPr>
+        <w:spacing w:after="40" w:line="276" w:lineRule="auto"/>
+        <w:rPr>
+          <w:rFonts w:ascii="Calibri" w:eastAsia="MS Mincho" w:hAnsi="Calibri" w:cs="Calibri"/>
+          <w:b/>
+          <w:bCs/>
+          <w:color w:val="B91C1C"/>
+          <w:szCs w:val="22"/>
+          <w:lang w:bidi="ar-SA"/>
+        </w:rPr>
+      </w:pPr>
+      <w:r>
+        <w:rPr>
+          <w:rFonts w:ascii="Calibri" w:eastAsia="MS Mincho" w:hAnsi="Calibri" w:cs="Calibri"/>
+          <w:b/>
+          <w:bCs/>
+          <w:color w:val="B91C1C"/>
+          <w:szCs w:val="22"/>
+          <w:lang w:bidi="ar-SA"/>
+        </w:rPr>
+        <w:t>Search Result</w:t>
+      </w:r>
+    </w:p>
+    <w:p>
+      <w:pPr>
+        <w:spacing w:after="40" w:line="276" w:lineRule="auto"/>
+        <w:jc w:val="center"/>
+        <w:rPr>
+          <w:rFonts w:ascii="Calibri" w:eastAsia="MS Mincho" w:hAnsi="Calibri" w:cs="Calibri"/>
+          <w:b/>
+          <w:color w:val="B91C1C"/>
+          <w:szCs w:val="22"/>
+          <w:lang w:bidi="ar-SA"/>
+        </w:rPr>
+      </w:pPr>
+      <w:r>
+        <w:rPr>
+          <w:rFonts w:ascii="Calibri" w:eastAsia="MS Mincho" w:hAnsi="Calibri" w:cs="Calibri"/>
+          <w:b/>
+          <w:color w:val="B91C1C"/>
+          <w:szCs w:val="22"/>
+          <w:lang w:bidi="ar-SA"/>
+        </w:rPr>
+        <w:drawing>
+          <wp:inline distT="0" distB="0" distL="0" distR="0" wp14:anchorId="520B1522" wp14:editId="5335DB33">
+            <wp:extent cx="5731510" cy="2480945"/>
+            <wp:effectExtent l="0" t="0" r="2540" b="0"/>
+            <wp:docPr id="1415603039" name="Picture 2">
+              <a:extLst xmlns:a="http://schemas.openxmlformats.org/drawingml/2006/main">
+                <a:ext uri="{FF2B5EF4-FFF2-40B4-BE49-F238E27FC236}">
+                  <a16:creationId xmlns:a16="http://schemas.microsoft.com/office/drawing/2014/main" id="{1C810282-DF23-DF60-8516-DACB910165C2}"/>
+                </a:ext>
+              </a:extLst>
+            </wp:docPr>
+            <wp:cNvGraphicFramePr>
+              <a:graphicFrameLocks xmlns:a="http://schemas.openxmlformats.org/drawingml/2006/main" noChangeAspect="1"/>
+            </wp:cNvGraphicFramePr>
+            <a:graphic xmlns:a="http://schemas.openxmlformats.org/drawingml/2006/main">
+              <a:graphicData uri="http://schemas.openxmlformats.org/drawingml/2006/picture">
+                <pic:pic xmlns:pic="http://schemas.openxmlformats.org/drawingml/2006/picture">
+                  <pic:nvPicPr>
+                    <pic:cNvPr id="3" name="Picture 2">
+                      <a:extLst>
+                        <a:ext uri="{FF2B5EF4-FFF2-40B4-BE49-F238E27FC236}">
+                          <a16:creationId xmlns:a16="http://schemas.microsoft.com/office/drawing/2014/main" id="{1C810282-DF23-DF60-8516-DACB910165C2}"/>
+                        </a:ext>
+                      </a:extLst>
+                    </pic:cNvPr>
+                    <pic:cNvPicPr>
+                      <a:picLocks noChangeAspect="1"/>
+                    </pic:cNvPicPr>
+                  </pic:nvPicPr>
+                  <pic:blipFill>
+                    <a:blip r:embed="rId11"/>
+                    <a:stretch>
+                      <a:fillRect/>
+                    </a:stretch>
+                  </pic:blipFill>
+                  <pic:spPr>
+                    <a:xfrm>
+                      <a:off x="0" y="0"/>
+                      <a:ext cx="5731510" cy="2480945"/>
+                    </a:xfrm>
+                    <a:prstGeom prst="rect">
+                      <a:avLst/>
+                    </a:prstGeom>
+                  </pic:spPr>
+                </pic:pic>
+              </a:graphicData>
+            </a:graphic>
+          </wp:inline>
+        </w:drawing>
+      </w:r>
+    </w:p>
+    <w:p>
+      <w:pPr>
+        <w:spacing w:before="280" w:line="276" w:lineRule="auto"/>
+        <w:rPr>
+          <w:rFonts w:ascii="Calibri" w:eastAsia="MS Mincho" w:hAnsi="Calibri" w:cs="Calibri"/>
+          <w:b/>
+          <w:bCs/>
+          <w:color w:val="B91C1C"/>
+          <w:kern w:val="0"/>
+          <w:szCs w:val="22"/>
+          <w:lang w:bidi="ar-SA"/>
+          <w14:ligatures w14:val="none"/>
+        </w:rPr>
+      </w:pPr>
+      <w:r>
+        <w:rPr>
+          <w:rFonts w:ascii="Calibri" w:eastAsia="MS Mincho" w:hAnsi="Calibri" w:cs="Calibri"/>
+          <w:b/>
+          <w:color w:val="B91C1C"/>
+          <w:kern w:val="0"/>
+          <w:sz w:val="28"/>
+          <w:szCs w:val="22"/>
+          <w:lang w:bidi="ar-SA"/>
+          <w14:ligatures w14:val="none"/>
+        </w:rPr>
+        <w:t>5.1.</w:t>
+      </w:r>
+      <w:r>
+        <w:rPr>
+          <w:rFonts w:ascii="Calibri" w:eastAsia="MS Mincho" w:hAnsi="Calibri" w:cs="Calibri"/>
+          <w:b/>
+          <w:color w:val="B91C1C"/>
+          <w:kern w:val="0"/>
+          <w:sz w:val="28"/>
+          <w:szCs w:val="22"/>
+          <w:lang w:bidi="ar-SA"/>
+          <w14:ligatures w14:val="none"/>
+        </w:rPr>
+        <w:t>2</w:t>
+      </w:r>
+      <w:r>
+        <w:rPr>
+          <w:rFonts w:ascii="Calibri" w:eastAsia="MS Mincho" w:hAnsi="Calibri" w:cs="Calibri"/>
+          <w:b/>
+          <w:color w:val="B91C1C"/>
+          <w:kern w:val="0"/>
+          <w:sz w:val="28"/>
+          <w:szCs w:val="22"/>
+          <w:lang w:bidi="ar-SA"/>
+          <w14:ligatures w14:val="none"/>
+        </w:rPr>
+        <w:t xml:space="preserve"> </w:t>
+      </w:r>
+      <w:r>
+        <w:rPr>
+          <w:rFonts w:ascii="Calibri" w:eastAsia="MS Mincho" w:hAnsi="Calibri" w:cs="Calibri"/>
+          <w:b/>
+          <w:bCs/>
+          <w:color w:val="B91C1C"/>
+          <w:kern w:val="0"/>
+          <w:sz w:val="28"/>
+          <w:szCs w:val="28"/>
+          <w:lang w:bidi="ar-SA"/>
+          <w14:ligatures w14:val="none"/>
+        </w:rPr>
+        <w:t>Validation and Verificatio</w:t>
+      </w:r>
+      <w:r>
+        <w:rPr>
+          <w:rFonts w:ascii="Calibri" w:eastAsia="MS Mincho" w:hAnsi="Calibri" w:cs="Calibri"/>
+          <w:b/>
+          <w:bCs/>
+          <w:color w:val="B91C1C"/>
+          <w:kern w:val="0"/>
+          <w:sz w:val="28"/>
+          <w:szCs w:val="28"/>
+          <w:lang w:bidi="ar-SA"/>
+          <w14:ligatures w14:val="none"/>
+        </w:rPr>
+        <w:t>n Testing</w:t>
+      </w:r>
+    </w:p>
+    <w:p>
+      <w:pPr>
+        <w:spacing w:line="300" w:lineRule="auto"/>
+        <w:jc w:val="both"/>
+        <w:rPr>
+          <w:rFonts w:ascii="Calibri" w:eastAsia="MS Mincho" w:hAnsi="Calibri" w:cs="Calibri"/>
+          <w:kern w:val="0"/>
+          <w:szCs w:val="24"/>
+          <w:lang w:bidi="ar-SA"/>
+          <w14:ligatures w14:val="none"/>
+        </w:rPr>
+      </w:pPr>
+      <w:r>
+        <w:rPr>
+          <w:rFonts w:ascii="Calibri" w:eastAsia="MS Mincho" w:hAnsi="Calibri" w:cs="Calibri"/>
+          <w:kern w:val="0"/>
+          <w:szCs w:val="24"/>
+          <w:lang w:bidi="ar-SA"/>
+          <w14:ligatures w14:val="none"/>
+        </w:rPr>
+        <w:t>Validation and verification testing ensures that the system satisfies both business rules and technical specifications:</w:t>
+      </w:r>
+    </w:p>
+    <w:p>
+      <w:pPr>
+        <w:spacing w:after="40" w:line="276" w:lineRule="auto"/>
+        <w:rPr>
+          <w:rFonts w:ascii="Calibri" w:eastAsia="MS Mincho" w:hAnsi="Calibri" w:cs="Calibri"/>
+          <w:b/>
+          <w:bCs/>
+          <w:color w:val="B91C1C"/>
+          <w:szCs w:val="22"/>
+          <w:lang w:bidi="ar-SA"/>
+        </w:rPr>
+      </w:pPr>
+      <w:r>
+        <w:rPr>
+          <w:rFonts w:ascii="Calibri" w:eastAsia="MS Mincho" w:hAnsi="Calibri" w:cs="Calibri"/>
+          <w:b/>
+          <w:bCs/>
+          <w:color w:val="B91C1C"/>
+          <w:szCs w:val="22"/>
+          <w:lang w:bidi="ar-SA"/>
+        </w:rPr>
+        <w:t>Empty registration</w:t>
+      </w:r>
+    </w:p>
+    <w:p>
+      <w:pPr>
+        <w:spacing w:after="40" w:line="276" w:lineRule="auto"/>
+        <w:jc w:val="center"/>
+        <w:rPr>
+          <w:rFonts w:ascii="Calibri" w:eastAsia="MS Mincho" w:hAnsi="Calibri" w:cs="Calibri"/>
+          <w:b/>
+          <w:bCs/>
+          <w:color w:val="B91C1C"/>
+          <w:szCs w:val="22"/>
+          <w:lang w:bidi="ar-SA"/>
+        </w:rPr>
+      </w:pPr>
+      <w:r>
+        <w:rPr>
+          <w:rFonts w:ascii="Calibri" w:eastAsia="MS Mincho" w:hAnsi="Calibri" w:cs="Calibri"/>
+          <w:b/>
+          <w:bCs/>
+          <w:color w:val="B91C1C"/>
+          <w:szCs w:val="22"/>
+          <w:lang w:bidi="ar-SA"/>
+        </w:rPr>
+        <w:drawing>
+          <wp:inline distT="0" distB="0" distL="0" distR="0" wp14:anchorId="08281828" wp14:editId="23D5ACE8">
+            <wp:extent cx="5731510" cy="3086735"/>
+            <wp:effectExtent l="0" t="0" r="2540" b="0"/>
+            <wp:docPr id="1594715238" name="Picture 3">
+              <a:extLst xmlns:a="http://schemas.openxmlformats.org/drawingml/2006/main">
+                <a:ext uri="{FF2B5EF4-FFF2-40B4-BE49-F238E27FC236}">
+                  <a16:creationId xmlns:a16="http://schemas.microsoft.com/office/drawing/2014/main" id="{B6E065C0-0A73-CBFE-7FAC-78F2BC925FCB}"/>
+                </a:ext>
+              </a:extLst>
+            </wp:docPr>
+            <wp:cNvGraphicFramePr>
+              <a:graphicFrameLocks xmlns:a="http://schemas.openxmlformats.org/drawingml/2006/main" noChangeAspect="1"/>
+            </wp:cNvGraphicFramePr>
+            <a:graphic xmlns:a="http://schemas.openxmlformats.org/drawingml/2006/main">
+              <a:graphicData uri="http://schemas.openxmlformats.org/drawingml/2006/picture">
+                <pic:pic xmlns:pic="http://schemas.openxmlformats.org/drawingml/2006/picture">
+                  <pic:nvPicPr>
+                    <pic:cNvPr id="4" name="Picture 3">
+                      <a:extLst>
+                        <a:ext uri="{FF2B5EF4-FFF2-40B4-BE49-F238E27FC236}">
+                          <a16:creationId xmlns:a16="http://schemas.microsoft.com/office/drawing/2014/main" id="{B6E065C0-0A73-CBFE-7FAC-78F2BC925FCB}"/>
+                        </a:ext>
+                      </a:extLst>
+                    </pic:cNvPr>
+                    <pic:cNvPicPr>
+                      <a:picLocks noChangeAspect="1"/>
+                    </pic:cNvPicPr>
+                  </pic:nvPicPr>
+                  <pic:blipFill>
+                    <a:blip r:embed="rId12"/>
+                    <a:srcRect l="32630" t="9754" b="4197"/>
+                    <a:stretch>
+                      <a:fillRect/>
+                    </a:stretch>
+                  </pic:blipFill>
+                  <pic:spPr>
+                    <a:xfrm>
+                      <a:off x="0" y="0"/>
+                      <a:ext cx="5731510" cy="3086735"/>
+                    </a:xfrm>
+                    <a:prstGeom prst="rect">
+                      <a:avLst/>
+                    </a:prstGeom>
+                  </pic:spPr>
+                </pic:pic>
+              </a:graphicData>
+            </a:graphic>
+          </wp:inline>
+        </w:drawing>
+      </w:r>
+    </w:p>
+    <w:p>
+      <w:pPr>
+        <w:spacing w:after="40" w:line="276" w:lineRule="auto"/>
+        <w:rPr>
+          <w:rFonts w:ascii="Calibri" w:eastAsia="MS Mincho" w:hAnsi="Calibri" w:cs="Calibri"/>
+          <w:b/>
+          <w:bCs/>
+          <w:color w:val="B91C1C"/>
+          <w:szCs w:val="22"/>
+          <w:lang w:bidi="ar-SA"/>
+        </w:rPr>
+      </w:pPr>
+      <w:r>
+        <w:rPr>
+          <w:rFonts w:ascii="Calibri" w:eastAsia="MS Mincho" w:hAnsi="Calibri" w:cs="Calibri"/>
+          <w:b/>
+          <w:bCs/>
+          <w:color w:val="B91C1C"/>
+          <w:szCs w:val="22"/>
+          <w:lang w:bidi="ar-SA"/>
+        </w:rPr>
+        <w:lastRenderedPageBreak/>
+        <w:t>Password validation</w:t>
+      </w:r>
+    </w:p>
+    <w:p>
+      <w:pPr>
+        <w:spacing w:after="40" w:line="276" w:lineRule="auto"/>
+        <w:jc w:val="center"/>
+        <w:rPr>
+          <w:rFonts w:ascii="Calibri" w:eastAsia="MS Mincho" w:hAnsi="Calibri" w:cs="Calibri"/>
+          <w:b/>
+          <w:bCs/>
+          <w:color w:val="B91C1C"/>
+          <w:szCs w:val="22"/>
+          <w:lang w:bidi="ar-SA"/>
+        </w:rPr>
+      </w:pPr>
+      <w:r>
+        <w:rPr>
+          <w:rFonts w:ascii="Calibri" w:eastAsia="MS Mincho" w:hAnsi="Calibri" w:cs="Calibri"/>
+          <w:b/>
+          <w:bCs/>
+          <w:color w:val="B91C1C"/>
+          <w:szCs w:val="22"/>
+          <w:lang w:bidi="ar-SA"/>
+        </w:rPr>
+        <w:drawing>
+          <wp:inline distT="0" distB="0" distL="0" distR="0" wp14:anchorId="02AB5D2D" wp14:editId="03223150">
+            <wp:extent cx="4724401" cy="4436534"/>
+            <wp:effectExtent l="0" t="0" r="0" b="2540"/>
+            <wp:docPr id="1676350692" name="Picture 4">
+              <a:extLst xmlns:a="http://schemas.openxmlformats.org/drawingml/2006/main">
+                <a:ext uri="{FF2B5EF4-FFF2-40B4-BE49-F238E27FC236}">
+                  <a16:creationId xmlns:a16="http://schemas.microsoft.com/office/drawing/2014/main" id="{FA7C534B-3CA9-8825-68B6-2593F2D94B72}"/>
+                </a:ext>
+              </a:extLst>
+            </wp:docPr>
+            <wp:cNvGraphicFramePr>
+              <a:graphicFrameLocks xmlns:a="http://schemas.openxmlformats.org/drawingml/2006/main" noChangeAspect="1"/>
+            </wp:cNvGraphicFramePr>
+            <a:graphic xmlns:a="http://schemas.openxmlformats.org/drawingml/2006/main">
+              <a:graphicData uri="http://schemas.openxmlformats.org/drawingml/2006/picture">
+                <pic:pic xmlns:pic="http://schemas.openxmlformats.org/drawingml/2006/picture">
+                  <pic:nvPicPr>
+                    <pic:cNvPr id="5" name="Picture 4">
+                      <a:extLst>
+                        <a:ext uri="{FF2B5EF4-FFF2-40B4-BE49-F238E27FC236}">
+                          <a16:creationId xmlns:a16="http://schemas.microsoft.com/office/drawing/2014/main" id="{FA7C534B-3CA9-8825-68B6-2593F2D94B72}"/>
+                        </a:ext>
+                      </a:extLst>
+                    </pic:cNvPr>
+                    <pic:cNvPicPr>
+                      <a:picLocks noChangeAspect="1"/>
+                    </pic:cNvPicPr>
+                  </pic:nvPicPr>
+                  <pic:blipFill>
+                    <a:blip r:embed="rId13"/>
+                    <a:srcRect l="37538" t="24346" r="21559" b="3457"/>
+                    <a:stretch>
+                      <a:fillRect/>
+                    </a:stretch>
+                  </pic:blipFill>
+                  <pic:spPr>
+                    <a:xfrm>
+                      <a:off x="0" y="0"/>
+                      <a:ext cx="4724401" cy="4436534"/>
+                    </a:xfrm>
+                    <a:prstGeom prst="rect">
+                      <a:avLst/>
+                    </a:prstGeom>
+                  </pic:spPr>
+                </pic:pic>
+              </a:graphicData>
+            </a:graphic>
+          </wp:inline>
+        </w:drawing>
+      </w:r>
+    </w:p>
+    <w:p>
+      <w:pPr>
+        <w:spacing w:after="40" w:line="276" w:lineRule="auto"/>
+        <w:rPr>
+          <w:rFonts w:ascii="Calibri" w:eastAsia="MS Mincho" w:hAnsi="Calibri" w:cs="Calibri"/>
+          <w:b/>
+          <w:bCs/>
+          <w:color w:val="B91C1C"/>
+          <w:szCs w:val="22"/>
+          <w:lang w:bidi="ar-SA"/>
+        </w:rPr>
+      </w:pPr>
+      <w:r>
+        <w:rPr>
+          <w:rFonts w:ascii="Calibri" w:eastAsia="MS Mincho" w:hAnsi="Calibri" w:cs="Calibri"/>
+          <w:b/>
+          <w:bCs/>
+          <w:color w:val="B91C1C"/>
+          <w:szCs w:val="22"/>
+          <w:lang w:bidi="ar-SA"/>
+        </w:rPr>
+        <w:t>Password mismatch</w:t>
+      </w:r>
+    </w:p>
+    <w:p>
+      <w:pPr>
+        <w:spacing w:after="40" w:line="276" w:lineRule="auto"/>
+        <w:jc w:val="center"/>
+        <w:rPr>
+          <w:rFonts w:ascii="Calibri" w:eastAsia="MS Mincho" w:hAnsi="Calibri" w:cs="Calibri"/>
+          <w:b/>
+          <w:bCs/>
+          <w:color w:val="B91C1C"/>
+          <w:szCs w:val="22"/>
+          <w:lang w:bidi="ar-SA"/>
+        </w:rPr>
+      </w:pPr>
+      <w:r>
+        <w:rPr>
+          <w:rFonts w:ascii="Calibri" w:eastAsia="MS Mincho" w:hAnsi="Calibri" w:cs="Calibri"/>
+          <w:b/>
+          <w:bCs/>
+          <w:color w:val="B91C1C"/>
+          <w:szCs w:val="22"/>
+          <w:lang w:bidi="ar-SA"/>
+        </w:rPr>
+        <w:drawing>
+          <wp:inline distT="0" distB="0" distL="0" distR="0" wp14:anchorId="0778AE7F" wp14:editId="293D493C">
+            <wp:extent cx="5675563" cy="3886200"/>
+            <wp:effectExtent l="0" t="0" r="1905" b="0"/>
+            <wp:docPr id="7" name="Picture 6">
+              <a:extLst xmlns:a="http://schemas.openxmlformats.org/drawingml/2006/main">
+                <a:ext uri="{FF2B5EF4-FFF2-40B4-BE49-F238E27FC236}">
+                  <a16:creationId xmlns:a16="http://schemas.microsoft.com/office/drawing/2014/main" id="{3651C689-E9F9-1FB8-B04E-DC1503E86D3F}"/>
+                </a:ext>
+              </a:extLst>
+            </wp:docPr>
+            <wp:cNvGraphicFramePr>
+              <a:graphicFrameLocks xmlns:a="http://schemas.openxmlformats.org/drawingml/2006/main" noChangeAspect="1"/>
+            </wp:cNvGraphicFramePr>
+            <a:graphic xmlns:a="http://schemas.openxmlformats.org/drawingml/2006/main">
+              <a:graphicData uri="http://schemas.openxmlformats.org/drawingml/2006/picture">
+                <pic:pic xmlns:pic="http://schemas.openxmlformats.org/drawingml/2006/picture">
+                  <pic:nvPicPr>
+                    <pic:cNvPr id="7" name="Picture 6">
+                      <a:extLst>
+                        <a:ext uri="{FF2B5EF4-FFF2-40B4-BE49-F238E27FC236}">
+                          <a16:creationId xmlns:a16="http://schemas.microsoft.com/office/drawing/2014/main" id="{3651C689-E9F9-1FB8-B04E-DC1503E86D3F}"/>
+                        </a:ext>
+                      </a:extLst>
+                    </pic:cNvPr>
+                    <pic:cNvPicPr>
+                      <a:picLocks noChangeAspect="1"/>
+                    </pic:cNvPicPr>
+                  </pic:nvPicPr>
+                  <pic:blipFill rotWithShape="1">
+                    <a:blip r:embed="rId14"/>
+                    <a:srcRect t="2541" b="3730"/>
+                    <a:stretch>
+                      <a:fillRect/>
+                    </a:stretch>
+                  </pic:blipFill>
+                  <pic:spPr bwMode="auto">
+                    <a:xfrm>
+                      <a:off x="0" y="0"/>
+                      <a:ext cx="5683658" cy="3891743"/>
+                    </a:xfrm>
+                    <a:prstGeom prst="rect">
+                      <a:avLst/>
+                    </a:prstGeom>
+                    <a:ln>
+                      <a:noFill/>
+                    </a:ln>
+                    <a:extLst>
+                      <a:ext uri="{53640926-AAD7-44D8-BBD7-CCE9431645EC}">
+                        <a14:shadowObscured xmlns:a14="http://schemas.microsoft.com/office/drawing/2010/main"/>
+                      </a:ext>
+                    </a:extLst>
+                  </pic:spPr>
+                </pic:pic>
+              </a:graphicData>
+            </a:graphic>
+          </wp:inline>
+        </w:drawing>
+      </w:r>
+    </w:p>
+    <w:p>
+      <w:pPr>
+        <w:spacing w:after="40" w:line="276" w:lineRule="auto"/>
+        <w:rPr>
+          <w:rFonts w:ascii="Calibri" w:eastAsia="MS Mincho" w:hAnsi="Calibri" w:cs="Calibri"/>
+          <w:b/>
+          <w:bCs/>
+          <w:color w:val="B91C1C"/>
+          <w:szCs w:val="22"/>
+          <w:lang w:bidi="ar-SA"/>
+        </w:rPr>
+      </w:pPr>
+      <w:r>
+        <w:rPr>
+          <w:rFonts w:ascii="Calibri" w:eastAsia="MS Mincho" w:hAnsi="Calibri" w:cs="Calibri"/>
+          <w:b/>
+          <w:bCs/>
+          <w:color w:val="B91C1C"/>
+          <w:szCs w:val="22"/>
+          <w:lang w:bidi="ar-SA"/>
+        </w:rPr>
+        <w:lastRenderedPageBreak/>
+        <w:t>Existing email</w:t>
+      </w:r>
+    </w:p>
+    <w:p>
+      <w:pPr>
+        <w:spacing w:after="40" w:line="276" w:lineRule="auto"/>
+        <w:jc w:val="center"/>
+        <w:rPr>
+          <w:rFonts w:ascii="Calibri" w:eastAsia="MS Mincho" w:hAnsi="Calibri" w:cs="Calibri"/>
+          <w:b/>
+          <w:bCs/>
+          <w:color w:val="B91C1C"/>
+          <w:szCs w:val="22"/>
+          <w:lang w:bidi="ar-SA"/>
+        </w:rPr>
+      </w:pPr>
+      <w:r>
+        <w:rPr>
+          <w:rFonts w:ascii="Calibri" w:eastAsia="MS Mincho" w:hAnsi="Calibri" w:cs="Calibri"/>
+          <w:b/>
+          <w:bCs/>
+          <w:color w:val="B91C1C"/>
+          <w:szCs w:val="22"/>
+          <w:lang w:bidi="ar-SA"/>
+        </w:rPr>
+        <w:drawing>
+          <wp:inline distT="0" distB="0" distL="0" distR="0" wp14:anchorId="6A98EC71" wp14:editId="19884FC0">
+            <wp:extent cx="5731510" cy="3147060"/>
+            <wp:effectExtent l="0" t="0" r="2540" b="0"/>
+            <wp:docPr id="478184818" name="Picture 4">
+              <a:extLst xmlns:a="http://schemas.openxmlformats.org/drawingml/2006/main">
+                <a:ext uri="{FF2B5EF4-FFF2-40B4-BE49-F238E27FC236}">
+                  <a16:creationId xmlns:a16="http://schemas.microsoft.com/office/drawing/2014/main" id="{FBD45247-D680-3076-A957-7315E5BC3C51}"/>
+                </a:ext>
+              </a:extLst>
+            </wp:docPr>
+            <wp:cNvGraphicFramePr>
+              <a:graphicFrameLocks xmlns:a="http://schemas.openxmlformats.org/drawingml/2006/main" noChangeAspect="1"/>
+            </wp:cNvGraphicFramePr>
+            <a:graphic xmlns:a="http://schemas.openxmlformats.org/drawingml/2006/main">
+              <a:graphicData uri="http://schemas.openxmlformats.org/drawingml/2006/picture">
+                <pic:pic xmlns:pic="http://schemas.openxmlformats.org/drawingml/2006/picture">
+                  <pic:nvPicPr>
+                    <pic:cNvPr id="5" name="Picture 4">
+                      <a:extLst>
+                        <a:ext uri="{FF2B5EF4-FFF2-40B4-BE49-F238E27FC236}">
+                          <a16:creationId xmlns:a16="http://schemas.microsoft.com/office/drawing/2014/main" id="{FBD45247-D680-3076-A957-7315E5BC3C51}"/>
+                        </a:ext>
+                      </a:extLst>
+                    </pic:cNvPr>
+                    <pic:cNvPicPr>
+                      <a:picLocks noChangeAspect="1"/>
+                    </pic:cNvPicPr>
+                  </pic:nvPicPr>
+                  <pic:blipFill>
+                    <a:blip r:embed="rId15"/>
+                    <a:srcRect l="34313" t="9876" b="11729"/>
+                    <a:stretch>
+                      <a:fillRect/>
+                    </a:stretch>
+                  </pic:blipFill>
+                  <pic:spPr>
+                    <a:xfrm>
+                      <a:off x="0" y="0"/>
+                      <a:ext cx="5731510" cy="3147060"/>
+                    </a:xfrm>
+                    <a:prstGeom prst="rect">
+                      <a:avLst/>
+                    </a:prstGeom>
+                  </pic:spPr>
+                </pic:pic>
+              </a:graphicData>
+            </a:graphic>
+          </wp:inline>
+        </w:drawing>
+      </w:r>
+    </w:p>
+    <w:p>
+      <w:pPr>
+        <w:spacing w:after="40" w:line="276" w:lineRule="auto"/>
+        <w:rPr>
+          <w:rFonts w:ascii="Calibri" w:eastAsia="MS Mincho" w:hAnsi="Calibri" w:cs="Calibri"/>
+          <w:b/>
+          <w:bCs/>
+          <w:color w:val="B91C1C"/>
+          <w:szCs w:val="22"/>
+          <w:lang w:bidi="ar-SA"/>
+        </w:rPr>
+      </w:pPr>
+      <w:r>
+        <w:rPr>
+          <w:rFonts w:ascii="Calibri" w:eastAsia="MS Mincho" w:hAnsi="Calibri" w:cs="Calibri"/>
+          <w:b/>
+          <w:bCs/>
+          <w:color w:val="B91C1C"/>
+          <w:szCs w:val="22"/>
+          <w:lang w:bidi="ar-SA"/>
+        </w:rPr>
+        <w:t>Empty OTP</w:t>
+      </w:r>
+    </w:p>
+    <w:p>
+      <w:pPr>
+        <w:spacing w:after="40" w:line="276" w:lineRule="auto"/>
+        <w:jc w:val="center"/>
+        <w:rPr>
+          <w:rFonts w:ascii="Calibri" w:eastAsia="MS Mincho" w:hAnsi="Calibri" w:cs="Calibri"/>
+          <w:b/>
+          <w:bCs/>
+          <w:color w:val="B91C1C"/>
+          <w:szCs w:val="22"/>
+          <w:lang w:bidi="ar-SA"/>
+        </w:rPr>
+      </w:pPr>
+      <w:r>
+        <w:rPr>
+          <w:rFonts w:ascii="Calibri" w:eastAsia="MS Mincho" w:hAnsi="Calibri" w:cs="Calibri"/>
+          <w:b/>
+          <w:bCs/>
+          <w:color w:val="B91C1C"/>
+          <w:szCs w:val="22"/>
+          <w:lang w:bidi="ar-SA"/>
+        </w:rPr>
+        <w:drawing>
+          <wp:inline distT="0" distB="0" distL="0" distR="0" wp14:anchorId="28E57541" wp14:editId="05D008DF">
+            <wp:extent cx="5249335" cy="3621964"/>
+            <wp:effectExtent l="0" t="0" r="8890" b="0"/>
+            <wp:docPr id="564720369" name="Picture 6">
+              <a:extLst xmlns:a="http://schemas.openxmlformats.org/drawingml/2006/main">
+                <a:ext uri="{FF2B5EF4-FFF2-40B4-BE49-F238E27FC236}">
+                  <a16:creationId xmlns:a16="http://schemas.microsoft.com/office/drawing/2014/main" id="{5B17150C-86D6-CE54-AF89-9C568827B991}"/>
+                </a:ext>
+              </a:extLst>
+            </wp:docPr>
+            <wp:cNvGraphicFramePr>
+              <a:graphicFrameLocks xmlns:a="http://schemas.openxmlformats.org/drawingml/2006/main" noChangeAspect="1"/>
+            </wp:cNvGraphicFramePr>
+            <a:graphic xmlns:a="http://schemas.openxmlformats.org/drawingml/2006/main">
+              <a:graphicData uri="http://schemas.openxmlformats.org/drawingml/2006/picture">
+                <pic:pic xmlns:pic="http://schemas.openxmlformats.org/drawingml/2006/picture">
+                  <pic:nvPicPr>
+                    <pic:cNvPr id="7" name="Picture 6">
+                      <a:extLst>
+                        <a:ext uri="{FF2B5EF4-FFF2-40B4-BE49-F238E27FC236}">
+                          <a16:creationId xmlns:a16="http://schemas.microsoft.com/office/drawing/2014/main" id="{5B17150C-86D6-CE54-AF89-9C568827B991}"/>
+                        </a:ext>
+                      </a:extLst>
+                    </pic:cNvPr>
+                    <pic:cNvPicPr>
+                      <a:picLocks noChangeAspect="1"/>
+                    </pic:cNvPicPr>
+                  </pic:nvPicPr>
+                  <pic:blipFill>
+                    <a:blip r:embed="rId16"/>
+                    <a:srcRect l="33727" t="10246" b="19630"/>
+                    <a:stretch>
+                      <a:fillRect/>
+                    </a:stretch>
+                  </pic:blipFill>
+                  <pic:spPr>
+                    <a:xfrm>
+                      <a:off x="0" y="0"/>
+                      <a:ext cx="5249335" cy="3621964"/>
+                    </a:xfrm>
+                    <a:prstGeom prst="rect">
+                      <a:avLst/>
+                    </a:prstGeom>
+                  </pic:spPr>
+                </pic:pic>
+              </a:graphicData>
+            </a:graphic>
+          </wp:inline>
+        </w:drawing>
+      </w:r>
+    </w:p>
+    <w:p>
+      <w:pPr>
+        <w:spacing w:after="40" w:line="276" w:lineRule="auto"/>
+        <w:rPr>
+          <w:rFonts w:ascii="Calibri" w:eastAsia="MS Mincho" w:hAnsi="Calibri" w:cs="Calibri"/>
+          <w:b/>
+          <w:bCs/>
+          <w:color w:val="B91C1C"/>
+          <w:szCs w:val="22"/>
+          <w:lang w:bidi="ar-SA"/>
+        </w:rPr>
+      </w:pPr>
+      <w:r>
+        <w:rPr>
+          <w:rFonts w:ascii="Calibri" w:eastAsia="MS Mincho" w:hAnsi="Calibri" w:cs="Calibri"/>
+          <w:b/>
+          <w:bCs/>
+          <w:color w:val="B91C1C"/>
+          <w:szCs w:val="22"/>
+          <w:lang w:bidi="ar-SA"/>
+        </w:rPr>
+        <w:t>Wrong OTP</w:t>
+      </w:r>
+    </w:p>
+    <w:p>
+      <w:pPr>
+        <w:spacing w:after="40" w:line="276" w:lineRule="auto"/>
+        <w:jc w:val="center"/>
+        <w:rPr>
+          <w:rFonts w:ascii="Calibri" w:eastAsia="MS Mincho" w:hAnsi="Calibri" w:cs="Calibri"/>
+          <w:b/>
+          <w:bCs/>
+          <w:color w:val="B91C1C"/>
+          <w:szCs w:val="22"/>
+          <w:lang w:bidi="ar-SA"/>
+        </w:rPr>
+      </w:pPr>
+      <w:r>
+        <w:rPr>
+          <w:rFonts w:ascii="Calibri" w:eastAsia="MS Mincho" w:hAnsi="Calibri" w:cs="Calibri"/>
+          <w:b/>
+          <w:bCs/>
+          <w:color w:val="B91C1C"/>
+          <w:szCs w:val="22"/>
+          <w:lang w:bidi="ar-SA"/>
+        </w:rPr>
+        <w:lastRenderedPageBreak/>
+        <w:drawing>
+          <wp:inline distT="0" distB="0" distL="0" distR="0" wp14:anchorId="5175917C" wp14:editId="265B131F">
+            <wp:extent cx="5410418" cy="3612953"/>
+            <wp:effectExtent l="0" t="0" r="0" b="6985"/>
+            <wp:docPr id="1123068343" name="Picture 8">
+              <a:extLst xmlns:a="http://schemas.openxmlformats.org/drawingml/2006/main">
+                <a:ext uri="{FF2B5EF4-FFF2-40B4-BE49-F238E27FC236}">
+                  <a16:creationId xmlns:a16="http://schemas.microsoft.com/office/drawing/2014/main" id="{0E8B554E-4B45-0C31-72B8-0BDECA0A4096}"/>
+                </a:ext>
+              </a:extLst>
+            </wp:docPr>
+            <wp:cNvGraphicFramePr>
+              <a:graphicFrameLocks xmlns:a="http://schemas.openxmlformats.org/drawingml/2006/main" noChangeAspect="1"/>
+            </wp:cNvGraphicFramePr>
+            <a:graphic xmlns:a="http://schemas.openxmlformats.org/drawingml/2006/main">
+              <a:graphicData uri="http://schemas.openxmlformats.org/drawingml/2006/picture">
+                <pic:pic xmlns:pic="http://schemas.openxmlformats.org/drawingml/2006/picture">
+                  <pic:nvPicPr>
+                    <pic:cNvPr id="9" name="Picture 8">
+                      <a:extLst>
+                        <a:ext uri="{FF2B5EF4-FFF2-40B4-BE49-F238E27FC236}">
+                          <a16:creationId xmlns:a16="http://schemas.microsoft.com/office/drawing/2014/main" id="{0E8B554E-4B45-0C31-72B8-0BDECA0A4096}"/>
+                        </a:ext>
+                      </a:extLst>
+                    </pic:cNvPr>
+                    <pic:cNvPicPr>
+                      <a:picLocks noChangeAspect="1"/>
+                    </pic:cNvPicPr>
+                  </pic:nvPicPr>
+                  <pic:blipFill>
+                    <a:blip r:embed="rId17"/>
+                    <a:srcRect l="34020" t="10001" b="19999"/>
+                    <a:stretch>
+                      <a:fillRect/>
+                    </a:stretch>
+                  </pic:blipFill>
+                  <pic:spPr>
+                    <a:xfrm>
+                      <a:off x="0" y="0"/>
+                      <a:ext cx="5410418" cy="3612953"/>
+                    </a:xfrm>
+                    <a:prstGeom prst="rect">
+                      <a:avLst/>
+                    </a:prstGeom>
+                  </pic:spPr>
+                </pic:pic>
+              </a:graphicData>
+            </a:graphic>
+          </wp:inline>
+        </w:drawing>
+      </w:r>
+    </w:p>
+    <w:p>
+      <w:pPr>
+        <w:spacing w:after="40" w:line="276" w:lineRule="auto"/>
+        <w:rPr>
+          <w:rFonts w:ascii="Calibri" w:eastAsia="MS Mincho" w:hAnsi="Calibri" w:cs="Calibri"/>
+          <w:b/>
+          <w:bCs/>
+          <w:color w:val="B91C1C"/>
+          <w:szCs w:val="22"/>
+          <w:lang w:bidi="ar-SA"/>
+        </w:rPr>
+      </w:pPr>
+      <w:r>
+        <w:rPr>
+          <w:rFonts w:ascii="Calibri" w:eastAsia="MS Mincho" w:hAnsi="Calibri" w:cs="Calibri"/>
+          <w:b/>
+          <w:bCs/>
+          <w:color w:val="B91C1C"/>
+          <w:szCs w:val="22"/>
+          <w:lang w:bidi="ar-SA"/>
+        </w:rPr>
+        <w:t>Registration cancelled</w:t>
+      </w:r>
+    </w:p>
+    <w:p>
+      <w:pPr>
+        <w:spacing w:after="40" w:line="276" w:lineRule="auto"/>
+        <w:jc w:val="center"/>
+        <w:rPr>
+          <w:rFonts w:ascii="Calibri" w:eastAsia="MS Mincho" w:hAnsi="Calibri" w:cs="Calibri"/>
+          <w:b/>
+          <w:bCs/>
+          <w:color w:val="B91C1C"/>
+          <w:szCs w:val="22"/>
+          <w:lang w:bidi="ar-SA"/>
+        </w:rPr>
+      </w:pPr>
+      <w:r>
+        <w:rPr>
+          <w:rFonts w:ascii="Calibri" w:eastAsia="MS Mincho" w:hAnsi="Calibri" w:cs="Calibri"/>
+          <w:b/>
+          <w:bCs/>
+          <w:color w:val="B91C1C"/>
+          <w:szCs w:val="22"/>
+          <w:lang w:bidi="ar-SA"/>
+        </w:rPr>
+        <w:drawing>
+          <wp:inline distT="0" distB="0" distL="0" distR="0" wp14:anchorId="77024DA9" wp14:editId="08C90444">
+            <wp:extent cx="5731510" cy="3045941"/>
+            <wp:effectExtent l="0" t="0" r="2540" b="2540"/>
+            <wp:docPr id="1684181637" name="Picture 3">
+              <a:extLst xmlns:a="http://schemas.openxmlformats.org/drawingml/2006/main">
+                <a:ext uri="{FF2B5EF4-FFF2-40B4-BE49-F238E27FC236}">
+                  <a16:creationId xmlns:a16="http://schemas.microsoft.com/office/drawing/2014/main" id="{1A9DC9C8-DA2F-CCC1-6287-69604BA21A96}"/>
+                </a:ext>
+              </a:extLst>
+            </wp:docPr>
+            <wp:cNvGraphicFramePr>
+              <a:graphicFrameLocks xmlns:a="http://schemas.openxmlformats.org/drawingml/2006/main" noChangeAspect="1"/>
+            </wp:cNvGraphicFramePr>
+            <a:graphic xmlns:a="http://schemas.openxmlformats.org/drawingml/2006/main">
+              <a:graphicData uri="http://schemas.openxmlformats.org/drawingml/2006/picture">
+                <pic:pic xmlns:pic="http://schemas.openxmlformats.org/drawingml/2006/picture">
+                  <pic:nvPicPr>
+                    <pic:cNvPr id="4" name="Picture 3">
+                      <a:extLst>
+                        <a:ext uri="{FF2B5EF4-FFF2-40B4-BE49-F238E27FC236}">
+                          <a16:creationId xmlns:a16="http://schemas.microsoft.com/office/drawing/2014/main" id="{1A9DC9C8-DA2F-CCC1-6287-69604BA21A96}"/>
+                        </a:ext>
+                      </a:extLst>
+                    </pic:cNvPr>
+                    <pic:cNvPicPr>
+                      <a:picLocks noChangeAspect="1"/>
+                    </pic:cNvPicPr>
+                  </pic:nvPicPr>
+                  <pic:blipFill>
+                    <a:blip r:embed="rId18"/>
+                    <a:srcRect l="34826" t="9225" b="11497"/>
+                    <a:stretch>
+                      <a:fillRect/>
+                    </a:stretch>
+                  </pic:blipFill>
+                  <pic:spPr>
+                    <a:xfrm>
+                      <a:off x="0" y="0"/>
+                      <a:ext cx="5736812" cy="3048758"/>
+                    </a:xfrm>
+                    <a:prstGeom prst="rect">
+                      <a:avLst/>
+                    </a:prstGeom>
+                  </pic:spPr>
+                </pic:pic>
+              </a:graphicData>
+            </a:graphic>
+          </wp:inline>
+        </w:drawing>
+      </w:r>
+    </w:p>
+    <w:p>
+      <w:pPr>
+        <w:tabs>
+          <w:tab w:val="left" w:pos="1907"/>
+        </w:tabs>
+        <w:spacing w:after="40" w:line="276" w:lineRule="auto"/>
+        <w:rPr>
+          <w:rFonts w:ascii="Calibri" w:eastAsia="MS Mincho" w:hAnsi="Calibri" w:cs="Calibri"/>
+          <w:b/>
+          <w:bCs/>
+          <w:color w:val="B91C1C"/>
+          <w:szCs w:val="22"/>
+          <w:lang w:bidi="ar-SA"/>
+        </w:rPr>
+      </w:pPr>
+      <w:r>
+        <w:rPr>
+          <w:rFonts w:ascii="Calibri" w:eastAsia="MS Mincho" w:hAnsi="Calibri" w:cs="Calibri"/>
+          <w:b/>
+          <w:bCs/>
+          <w:color w:val="B91C1C"/>
+          <w:szCs w:val="22"/>
+          <w:lang w:bidi="ar-SA"/>
+        </w:rPr>
+        <w:t>File Too Large</w:t>
+      </w:r>
+      <w:r>
+        <w:rPr>
+          <w:rFonts w:ascii="Calibri" w:eastAsia="MS Mincho" w:hAnsi="Calibri" w:cs="Calibri"/>
+          <w:b/>
+          <w:bCs/>
+          <w:color w:val="B91C1C"/>
+          <w:szCs w:val="22"/>
+          <w:lang w:bidi="ar-SA"/>
+        </w:rPr>
+        <w:tab/>
+      </w:r>
+    </w:p>
+    <w:p>
+      <w:pPr>
+        <w:tabs>
+          <w:tab w:val="left" w:pos="1907"/>
+        </w:tabs>
+        <w:spacing w:after="40" w:line="276" w:lineRule="auto"/>
+        <w:jc w:val="center"/>
+        <w:rPr>
+          <w:rFonts w:ascii="Calibri" w:eastAsia="MS Mincho" w:hAnsi="Calibri" w:cs="Calibri"/>
+          <w:b/>
+          <w:bCs/>
+          <w:color w:val="B91C1C"/>
+          <w:szCs w:val="22"/>
+          <w:lang w:bidi="ar-SA"/>
+        </w:rPr>
+      </w:pPr>
+      <w:r>
+        <w:rPr>
+          <w:rFonts w:ascii="Calibri" w:eastAsia="MS Mincho" w:hAnsi="Calibri" w:cs="Calibri"/>
+          <w:b/>
+          <w:bCs/>
+          <w:color w:val="B91C1C"/>
+          <w:szCs w:val="22"/>
+          <w:lang w:bidi="ar-SA"/>
+        </w:rPr>
+        <w:lastRenderedPageBreak/>
+        <w:drawing>
+          <wp:inline distT="0" distB="0" distL="0" distR="0" wp14:anchorId="14063B00" wp14:editId="639C075A">
+            <wp:extent cx="5731510" cy="2656702"/>
+            <wp:effectExtent l="0" t="0" r="2540" b="0"/>
+            <wp:docPr id="1065111917" name="Picture 3">
+              <a:extLst xmlns:a="http://schemas.openxmlformats.org/drawingml/2006/main">
+                <a:ext uri="{FF2B5EF4-FFF2-40B4-BE49-F238E27FC236}">
+                  <a16:creationId xmlns:a16="http://schemas.microsoft.com/office/drawing/2014/main" id="{A4899E7F-78AE-B38A-2EFD-F88C7A96A0EA}"/>
+                </a:ext>
+              </a:extLst>
+            </wp:docPr>
+            <wp:cNvGraphicFramePr>
+              <a:graphicFrameLocks xmlns:a="http://schemas.openxmlformats.org/drawingml/2006/main" noChangeAspect="1"/>
+            </wp:cNvGraphicFramePr>
+            <a:graphic xmlns:a="http://schemas.openxmlformats.org/drawingml/2006/main">
+              <a:graphicData uri="http://schemas.openxmlformats.org/drawingml/2006/picture">
+                <pic:pic xmlns:pic="http://schemas.openxmlformats.org/drawingml/2006/picture">
+                  <pic:nvPicPr>
+                    <pic:cNvPr id="4" name="Picture 3">
+                      <a:extLst>
+                        <a:ext uri="{FF2B5EF4-FFF2-40B4-BE49-F238E27FC236}">
+                          <a16:creationId xmlns:a16="http://schemas.microsoft.com/office/drawing/2014/main" id="{A4899E7F-78AE-B38A-2EFD-F88C7A96A0EA}"/>
+                        </a:ext>
+                      </a:extLst>
+                    </pic:cNvPr>
+                    <pic:cNvPicPr>
+                      <a:picLocks noChangeAspect="1"/>
+                    </pic:cNvPicPr>
+                  </pic:nvPicPr>
+                  <pic:blipFill>
+                    <a:blip r:embed="rId19"/>
+                    <a:srcRect l="31381" t="9753" b="14568"/>
+                    <a:stretch>
+                      <a:fillRect/>
+                    </a:stretch>
+                  </pic:blipFill>
+                  <pic:spPr>
+                    <a:xfrm>
+                      <a:off x="0" y="0"/>
+                      <a:ext cx="5755530" cy="2667836"/>
+                    </a:xfrm>
+                    <a:prstGeom prst="rect">
+                      <a:avLst/>
+                    </a:prstGeom>
+                  </pic:spPr>
+                </pic:pic>
+              </a:graphicData>
+            </a:graphic>
+          </wp:inline>
+        </w:drawing>
+      </w:r>
+    </w:p>
+    <w:p>
+      <w:pPr>
+        <w:spacing w:after="40" w:line="276" w:lineRule="auto"/>
+        <w:rPr>
+          <w:rFonts w:ascii="Calibri" w:eastAsia="MS Mincho" w:hAnsi="Calibri" w:cs="Calibri"/>
+          <w:b/>
+          <w:bCs/>
+          <w:color w:val="B91C1C"/>
+          <w:szCs w:val="22"/>
+          <w:lang w:bidi="ar-SA"/>
+        </w:rPr>
+      </w:pPr>
+      <w:r>
+        <w:rPr>
+          <w:rFonts w:ascii="Calibri" w:eastAsia="MS Mincho" w:hAnsi="Calibri" w:cs="Calibri"/>
+          <w:b/>
+          <w:bCs/>
+          <w:color w:val="B91C1C"/>
+          <w:szCs w:val="22"/>
+          <w:lang w:bidi="ar-SA"/>
+        </w:rPr>
+        <w:t>Comment Hide</w:t>
+      </w:r>
+    </w:p>
+    <w:p>
+      <w:pPr>
+        <w:spacing w:after="40" w:line="276" w:lineRule="auto"/>
+        <w:jc w:val="center"/>
+        <w:rPr>
+          <w:rFonts w:ascii="Calibri" w:eastAsia="MS Mincho" w:hAnsi="Calibri" w:cs="Calibri"/>
+          <w:b/>
+          <w:bCs/>
+          <w:color w:val="B91C1C"/>
+          <w:szCs w:val="22"/>
+          <w:lang w:bidi="ar-SA"/>
+        </w:rPr>
+      </w:pPr>
+      <w:r>
+        <w:rPr>
+          <w:rFonts w:ascii="Calibri" w:eastAsia="MS Mincho" w:hAnsi="Calibri" w:cs="Calibri"/>
+          <w:b/>
+          <w:bCs/>
+          <w:color w:val="B91C1C"/>
+          <w:szCs w:val="22"/>
+          <w:lang w:bidi="ar-SA"/>
+        </w:rPr>
+        <w:drawing>
+          <wp:inline distT="0" distB="0" distL="0" distR="0" wp14:anchorId="531C70FD" wp14:editId="0602DEB9">
+            <wp:extent cx="5731510" cy="1079500"/>
+            <wp:effectExtent l="0" t="0" r="2540" b="6350"/>
+            <wp:docPr id="1591834346" name="Picture 4">
+              <a:extLst xmlns:a="http://schemas.openxmlformats.org/drawingml/2006/main">
+                <a:ext uri="{FF2B5EF4-FFF2-40B4-BE49-F238E27FC236}">
+                  <a16:creationId xmlns:a16="http://schemas.microsoft.com/office/drawing/2014/main" id="{EF3399E9-F6CE-8630-931C-A4DFEB614ECA}"/>
+                </a:ext>
+              </a:extLst>
+            </wp:docPr>
+            <wp:cNvGraphicFramePr>
+              <a:graphicFrameLocks xmlns:a="http://schemas.openxmlformats.org/drawingml/2006/main" noChangeAspect="1"/>
+            </wp:cNvGraphicFramePr>
+            <a:graphic xmlns:a="http://schemas.openxmlformats.org/drawingml/2006/main">
+              <a:graphicData uri="http://schemas.openxmlformats.org/drawingml/2006/picture">
+                <pic:pic xmlns:pic="http://schemas.openxmlformats.org/drawingml/2006/picture">
+                  <pic:nvPicPr>
+                    <pic:cNvPr id="5" name="Picture 4">
+                      <a:extLst>
+                        <a:ext uri="{FF2B5EF4-FFF2-40B4-BE49-F238E27FC236}">
+                          <a16:creationId xmlns:a16="http://schemas.microsoft.com/office/drawing/2014/main" id="{EF3399E9-F6CE-8630-931C-A4DFEB614ECA}"/>
+                        </a:ext>
+                      </a:extLst>
+                    </pic:cNvPr>
+                    <pic:cNvPicPr>
+                      <a:picLocks noChangeAspect="1"/>
+                    </pic:cNvPicPr>
+                  </pic:nvPicPr>
+                  <pic:blipFill>
+                    <a:blip r:embed="rId20"/>
+                    <a:srcRect t="9630" b="53950"/>
+                    <a:stretch>
+                      <a:fillRect/>
+                    </a:stretch>
+                  </pic:blipFill>
+                  <pic:spPr>
+                    <a:xfrm>
+                      <a:off x="0" y="0"/>
+                      <a:ext cx="5731510" cy="1079500"/>
+                    </a:xfrm>
+                    <a:prstGeom prst="rect">
+                      <a:avLst/>
+                    </a:prstGeom>
+                  </pic:spPr>
+                </pic:pic>
+              </a:graphicData>
+            </a:graphic>
+          </wp:inline>
+        </w:drawing>
+      </w:r>
+    </w:p>
+    <w:p>
+      <w:pPr>
+        <w:spacing w:after="40" w:line="276" w:lineRule="auto"/>
+        <w:jc w:val="center"/>
+        <w:rPr>
+          <w:rFonts w:ascii="Calibri" w:eastAsia="MS Mincho" w:hAnsi="Calibri" w:cs="Calibri"/>
+          <w:kern w:val="0"/>
+          <w:sz w:val="23"/>
+          <w:szCs w:val="23"/>
+          <w:lang w:bidi="ar-SA"/>
+          <w14:ligatures w14:val="none"/>
+        </w:rPr>
+      </w:pPr>
+      <w:r>
+        <w:rPr>
+          <w:rFonts w:ascii="Calibri" w:eastAsia="MS Mincho" w:hAnsi="Calibri" w:cs="Calibri"/>
+          <w:b/>
+          <w:bCs/>
+          <w:color w:val="B91C1C"/>
+          <w:szCs w:val="22"/>
+          <w:lang w:bidi="ar-SA"/>
+        </w:rPr>
+        <w:drawing>
+          <wp:inline distT="0" distB="0" distL="0" distR="0" wp14:anchorId="3154BF72" wp14:editId="7B963174">
+            <wp:extent cx="5730933" cy="1421027"/>
+            <wp:effectExtent l="0" t="0" r="3175" b="8255"/>
+            <wp:docPr id="1188354128" name="Picture 6">
+              <a:extLst xmlns:a="http://schemas.openxmlformats.org/drawingml/2006/main">
+                <a:ext uri="{FF2B5EF4-FFF2-40B4-BE49-F238E27FC236}">
+                  <a16:creationId xmlns:a16="http://schemas.microsoft.com/office/drawing/2014/main" id="{98D32389-C35E-3A78-55AB-397C531FF6D6}"/>
+                </a:ext>
+              </a:extLst>
+            </wp:docPr>
+            <wp:cNvGraphicFramePr>
+              <a:graphicFrameLocks xmlns:a="http://schemas.openxmlformats.org/drawingml/2006/main" noChangeAspect="1"/>
+            </wp:cNvGraphicFramePr>
+            <a:graphic xmlns:a="http://schemas.openxmlformats.org/drawingml/2006/main">
+              <a:graphicData uri="http://schemas.openxmlformats.org/drawingml/2006/picture">
+                <pic:pic xmlns:pic="http://schemas.openxmlformats.org/drawingml/2006/picture">
+                  <pic:nvPicPr>
+                    <pic:cNvPr id="7" name="Picture 6">
+                      <a:extLst>
+                        <a:ext uri="{FF2B5EF4-FFF2-40B4-BE49-F238E27FC236}">
+                          <a16:creationId xmlns:a16="http://schemas.microsoft.com/office/drawing/2014/main" id="{98D32389-C35E-3A78-55AB-397C531FF6D6}"/>
+                        </a:ext>
+                      </a:extLst>
+                    </pic:cNvPr>
+                    <pic:cNvPicPr>
+                      <a:picLocks noChangeAspect="1"/>
+                    </pic:cNvPicPr>
+                  </pic:nvPicPr>
+                  <pic:blipFill>
+                    <a:blip r:embed="rId21"/>
+                    <a:srcRect l="18699" t="67276" r="29256" b="4773"/>
+                    <a:stretch>
+                      <a:fillRect/>
+                    </a:stretch>
+                  </pic:blipFill>
+                  <pic:spPr>
+                    <a:xfrm>
+                      <a:off x="0" y="0"/>
+                      <a:ext cx="5750024" cy="1425761"/>
+                    </a:xfrm>
+                    <a:prstGeom prst="rect">
+                      <a:avLst/>
+                    </a:prstGeom>
+                  </pic:spPr>
+                </pic:pic>
+              </a:graphicData>
+            </a:graphic>
+          </wp:inline>
+        </w:drawing>
+      </w:r>
+    </w:p>
+    <w:p>
+      <w:pPr>
+        <w:spacing w:after="120" w:line="276" w:lineRule="auto"/>
+        <w:rPr>
           <w:rFonts w:ascii="Calibri" w:eastAsia="MS Mincho" w:hAnsi="Calibri" w:cs="Calibri"/>
           <w:kern w:val="0"/>
           <w:sz w:val="22"/>
@@ -53,30 +1958,9 @@
           <w14:ligatures w14:val="none"/>
         </w:rPr>
       </w:pPr>
-      <w:r>
-        <w:rPr>
-          <w:rFonts w:ascii="Calibri" w:eastAsia="MS Mincho" w:hAnsi="Calibri" w:cs="Calibri"/>
-          <w:b/>
-          <w:color w:val="B91C1C"/>
-          <w:kern w:val="0"/>
-          <w:sz w:val="36"/>
-          <w:szCs w:val="22"/>
-          <w:lang w:bidi="ar-SA"/>
-          <w14:ligatures w14:val="none"/>
-        </w:rPr>
-        <w:t>SYSTEM TESTING</w:t>
-      </w:r>
-      <w:r>
-        <w:rPr>
-          <w:rFonts w:asciiTheme="majorHAnsi" w:hAnsiTheme="majorHAnsi" w:cstheme="majorHAnsi"/>
-          <w:b/>
-          <w:color w:val="DC2626"/>
-        </w:rPr>
-        <w:t xml:space="preserve"> </w:t>
-      </w:r>
     </w:p>
     <w:sectPr>
-      <w:headerReference w:type="default" r:id="rId6"/>
+      <w:headerReference w:type="default" r:id="rId22"/>
       <w:pgSz w:w="11906" w:h="16838" w:code="9"/>
       <w:pgMar w:top="1440" w:right="1440" w:bottom="1440" w:left="1440" w:header="720" w:footer="720" w:gutter="0"/>
       <w:cols w:space="720"/>
@@ -609,7 +2493,6 @@
     <w:next w:val="Normal"/>
     <w:link w:val="Heading3Char"/>
     <w:uiPriority w:val="9"/>
-    <w:semiHidden/>
     <w:unhideWhenUsed/>
     <w:qFormat/>
     <w:rsid w:val="008F588A"/>
@@ -761,7 +2644,6 @@
   <w:style w:type="character" w:default="1" w:styleId="DefaultParagraphFont">
     <w:name w:val="Default Paragraph Font"/>
     <w:uiPriority w:val="1"/>
-    <w:semiHidden/>
     <w:unhideWhenUsed/>
   </w:style>
   <w:style w:type="table" w:default="1" w:styleId="TableNormal">
@@ -817,7 +2699,6 @@
     <w:basedOn w:val="DefaultParagraphFont"/>
     <w:link w:val="Heading3"/>
     <w:uiPriority w:val="9"/>
-    <w:semiHidden/>
     <w:rsid w:val="008F588A"/>
     <w:rPr>
       <w:rFonts w:eastAsiaTheme="majorEastAsia" w:cstheme="majorBidi"/>
@@ -1118,6 +2999,24 @@
     <w:link w:val="Footer"/>
     <w:uiPriority w:val="99"/>
     <w:rsid w:val="00CD2180"/>
+  </w:style>
+  <w:style w:type="paragraph" w:styleId="NormalWeb">
+    <w:name w:val="Normal (Web)"/>
+    <w:basedOn w:val="Normal"/>
+    <w:uiPriority w:val="99"/>
+    <w:semiHidden/>
+    <w:unhideWhenUsed/>
+    <w:rsid w:val="00770842"/>
+    <w:pPr>
+      <w:spacing w:before="100" w:beforeAutospacing="1" w:after="100" w:afterAutospacing="1" w:line="240" w:lineRule="auto"/>
+    </w:pPr>
+    <w:rPr>
+      <w:rFonts w:ascii="Times New Roman" w:eastAsia="Times New Roman" w:hAnsi="Times New Roman" w:cs="Times New Roman"/>
+      <w:kern w:val="0"/>
+      <w:szCs w:val="24"/>
+      <w:lang w:bidi="ar-SA"/>
+      <w14:ligatures w14:val="none"/>
+    </w:rPr>
   </w:style>
 </w:styles>
 </file>
